--- a/docs/general-english/A2/build/a22-u19.docx
+++ b/docs/general-english/A2/build/a22-u19.docx
@@ -47,7 +47,7 @@
       <w:r>
         <w:drawing>
           <wp:inline>
-            <wp:extent cx="3209925" cy="1809750"/>
+            <wp:extent cx="5724525" cy="3228975"/>
             <wp:effectExtent b="0" l="0" r="0" t="0"/>
             <wp:docPr descr="The opening page of Unit 19, People, Places and Things: the grammar point is the defining relative clause, and three things the learner will be able to do by the end of the unit." title="" id="21" name="Picture"/>
             <a:graphic>
@@ -68,7 +68,7 @@
                   <pic:spPr bwMode="auto">
                     <a:xfrm>
                       <a:off x="0" y="0"/>
-                      <a:ext cx="3209925" cy="1809750"/>
+                      <a:ext cx="5724525" cy="3228975"/>
                     </a:xfrm>
                     <a:prstGeom prst="rect">
                       <a:avLst/>
@@ -922,7 +922,7 @@
       <w:r>
         <w:drawing>
           <wp:inline>
-            <wp:extent cx="4257675" cy="1809750"/>
+            <wp:extent cx="5724525" cy="2428875"/>
             <wp:effectExtent b="0" l="0" r="0" t="0"/>
             <wp:docPr descr="How the street describes each of the six people at number 14 without using a name: the woman who runs the shop, the one who works nights, the one who carries books, the boy who cooks badly and loudly, the man who watches from the fourth floor, and the one who knows everybody." title="" id="24" name="Picture"/>
             <a:graphic>
@@ -943,7 +943,7 @@
                   <pic:spPr bwMode="auto">
                     <a:xfrm>
                       <a:off x="0" y="0"/>
-                      <a:ext cx="4257675" cy="1809750"/>
+                      <a:ext cx="5724525" cy="2428875"/>
                     </a:xfrm>
                     <a:prstGeom prst="rect">
                       <a:avLst/>
@@ -2175,7 +2175,7 @@
       <w:r>
         <w:drawing>
           <wp:inline>
-            <wp:extent cx="5143500" cy="1485900"/>
+            <wp:extent cx="5724525" cy="1647825"/>
             <wp:effectExtent b="0" l="0" r="0" t="0"/>
             <wp:docPr descr="The four jobs the table asks about, each on its own card: a tailor, a builder, an author and an athlete." title="" id="27" name="Picture"/>
             <a:graphic>
@@ -2196,7 +2196,7 @@
                   <pic:spPr bwMode="auto">
                     <a:xfrm>
                       <a:off x="0" y="0"/>
-                      <a:ext cx="5143500" cy="1485900"/>
+                      <a:ext cx="5724525" cy="1647825"/>
                     </a:xfrm>
                     <a:prstGeom prst="rect">
                       <a:avLst/>
@@ -2508,7 +2508,7 @@
       <w:r>
         <w:drawing>
           <wp:inline>
-            <wp:extent cx="4905375" cy="1809750"/>
+            <wp:extent cx="5724525" cy="2114550"/>
             <wp:effectExtent b="0" l="0" r="0" t="0"/>
             <wp:docPr descr="Five pairs of boxes stepping down to the right, each pair joined by one link. The link shows what kind of thing the joining word takes: a filled circle for a person, a square for a thing, a circle and a square together for the word that takes either, a flat bar for a place, and a circle with a hook for the one that marks belonging. Five numbered lines run to the right for the learner to write each joining word." title="" id="30" name="Picture"/>
             <a:graphic>
@@ -2529,7 +2529,7 @@
                   <pic:spPr bwMode="auto">
                     <a:xfrm>
                       <a:off x="0" y="0"/>
-                      <a:ext cx="4905375" cy="1809750"/>
+                      <a:ext cx="5724525" cy="2114550"/>
                     </a:xfrm>
                     <a:prstGeom prst="rect">
                       <a:avLst/>
@@ -3741,7 +3741,7 @@
       <w:r>
         <w:drawing>
           <wp:inline>
-            <wp:extent cx="4381500" cy="1809750"/>
+            <wp:extent cx="5724525" cy="2362200"/>
             <wp:effectExtent b="0" l="0" r="0" t="0"/>
             <wp:docPr descr="The unit’s grammar as two columns. On the left who, which joins a person and only a person. On the right which, which joins a thing and never a person — with that able to stand in either column, which is why it is the one people actually say." title="" id="33" name="Picture"/>
             <a:graphic>
@@ -3762,7 +3762,7 @@
                   <pic:spPr bwMode="auto">
                     <a:xfrm>
                       <a:off x="0" y="0"/>
-                      <a:ext cx="4381500" cy="1809750"/>
+                      <a:ext cx="5724525" cy="2362200"/>
                     </a:xfrm>
                     <a:prstGeom prst="rect">
                       <a:avLst/>
@@ -4377,7 +4377,7 @@
       <w:r>
         <w:drawing>
           <wp:inline>
-            <wp:extent cx="5143500" cy="1533525"/>
+            <wp:extent cx="5724525" cy="1704975"/>
             <wp:effectExtent b="0" l="0" r="0" t="0"/>
             <wp:docPr descr="One street along a line, with each place described by the person in it: the shop and the woman who runs it, the corner and the man who mends shoes, the tailor at number 9, the singer at number 12, and the artist in flat 1 whom nobody has met." title="" id="36" name="Picture"/>
             <a:graphic>
@@ -4398,7 +4398,7 @@
                   <pic:spPr bwMode="auto">
                     <a:xfrm>
                       <a:off x="0" y="0"/>
-                      <a:ext cx="5143500" cy="1533525"/>
+                      <a:ext cx="5724525" cy="1704975"/>
                     </a:xfrm>
                     <a:prstGeom prst="rect">
                       <a:avLst/>
@@ -5209,7 +5209,7 @@
       <w:r>
         <w:drawing>
           <wp:inline>
-            <wp:extent cx="5143500" cy="1685925"/>
+            <wp:extent cx="5724525" cy="1876425"/>
             <wp:effectExtent b="0" l="0" r="0" t="0"/>
             <wp:docPr descr="The three listenings in this unit: Yuki asks Amina how she knows the 14 is late, Dani and Maya argue about the man on Mill Lane who mends only the heels of shoes, and Amina says how the street describes each of the six." title="" id="39" name="Picture"/>
             <a:graphic>
@@ -5230,7 +5230,7 @@
                   <pic:spPr bwMode="auto">
                     <a:xfrm>
                       <a:off x="0" y="0"/>
-                      <a:ext cx="5143500" cy="1685925"/>
+                      <a:ext cx="5724525" cy="1876425"/>
                     </a:xfrm>
                     <a:prstGeom prst="rect">
                       <a:avLst/>
@@ -6329,7 +6329,7 @@
       <w:r>
         <w:drawing>
           <wp:inline>
-            <wp:extent cx="5133975" cy="1809750"/>
+            <wp:extent cx="5724525" cy="2019300"/>
             <wp:effectExtent b="0" l="0" r="0" t="0"/>
             <wp:docPr descr="The two role-play cards side by side. Card A, asking: ask who it was, ask where, say you know the one, ask why they mentioned you. Card B, telling: name the person by what they do, narrow it with one more detail, wait to be recognised, give the reason last." title="" id="42" name="Picture"/>
             <a:graphic>
@@ -6350,7 +6350,7 @@
                   <pic:spPr bwMode="auto">
                     <a:xfrm>
                       <a:off x="0" y="0"/>
-                      <a:ext cx="5133975" cy="1809750"/>
+                      <a:ext cx="5724525" cy="2019300"/>
                     </a:xfrm>
                     <a:prstGeom prst="rect">
                       <a:avLst/>
@@ -6606,7 +6606,7 @@
       <w:r>
         <w:drawing>
           <wp:inline>
-            <wp:extent cx="5143500" cy="1171575"/>
+            <wp:extent cx="5724525" cy="1304925"/>
             <wp:effectExtent b="0" l="0" r="0" t="0"/>
             <wp:docPr descr="How a street holds a person it has not been introduced to, in five stages with an arrow to the next: a new face arrives, a description is made of them, the street uses the description, the description sticks, and the name is never learned at all." title="" id="45" name="Picture"/>
             <a:graphic>
@@ -6627,7 +6627,7 @@
                   <pic:spPr bwMode="auto">
                     <a:xfrm>
                       <a:off x="0" y="0"/>
-                      <a:ext cx="5143500" cy="1171575"/>
+                      <a:ext cx="5724525" cy="1304925"/>
                     </a:xfrm>
                     <a:prstGeom prst="rect">
                       <a:avLst/>
@@ -7475,7 +7475,7 @@
       <w:r>
         <w:drawing>
           <wp:inline>
-            <wp:extent cx="5143500" cy="1409700"/>
+            <wp:extent cx="5724525" cy="1571625"/>
             <wp:effectExtent b="0" l="0" r="0" t="0"/>
             <wp:docPr descr="Three places named after a person: Mill Lane, which has no mill and is named after a family called Mill who paid for the road; half of one city whose roads carry the names of the daughters of the man who built them, and then his cousins, because there were only eleven daughters; and about forty streets across England named after one woman who ran a school for children who could not hear, each chosen by a town office that had read the same small book." title="" id="48" name="Picture"/>
             <a:graphic>
@@ -7496,7 +7496,7 @@
                   <pic:spPr bwMode="auto">
                     <a:xfrm>
                       <a:off x="0" y="0"/>
-                      <a:ext cx="5143500" cy="1409700"/>
+                      <a:ext cx="5724525" cy="1571625"/>
                     </a:xfrm>
                     <a:prstGeom prst="rect">
                       <a:avLst/>
@@ -7712,7 +7712,7 @@
       <w:r>
         <w:drawing>
           <wp:inline>
-            <wp:extent cx="5143500" cy="1685925"/>
+            <wp:extent cx="5724525" cy="1876425"/>
             <wp:effectExtent b="0" l="0" r="0" t="0"/>
             <wp:docPr descr="The shape of the piece the learner is about to write, in four steps: the person, described by what they do; one thing they did; how long you have been there; and the thing that never happens." title="" id="51" name="Picture"/>
             <a:graphic>
@@ -7733,7 +7733,7 @@
                   <pic:spPr bwMode="auto">
                     <a:xfrm>
                       <a:off x="0" y="0"/>
-                      <a:ext cx="5143500" cy="1685925"/>
+                      <a:ext cx="5724525" cy="1876425"/>
                     </a:xfrm>
                     <a:prstGeom prst="rect">
                       <a:avLst/>
@@ -8403,7 +8403,7 @@
       <w:r>
         <w:drawing>
           <wp:inline>
-            <wp:extent cx="5143500" cy="1771650"/>
+            <wp:extent cx="5724525" cy="1971675"/>
             <wp:effectExtent b="0" l="0" r="0" t="0"/>
             <wp:docPr descr="Four things people say when they point somebody out, each with an arrow to what it does: narrowing it by what you can see now, narrowing it by when, asking them to remember instead of listening, and correcting a wrong guess without explaining it." title="" id="54" name="Picture"/>
             <a:graphic>
@@ -8424,7 +8424,7 @@
                   <pic:spPr bwMode="auto">
                     <a:xfrm>
                       <a:off x="0" y="0"/>
-                      <a:ext cx="5143500" cy="1771650"/>
+                      <a:ext cx="5724525" cy="1971675"/>
                     </a:xfrm>
                     <a:prstGeom prst="rect">
                       <a:avLst/>
@@ -9443,7 +9443,7 @@
       <w:r>
         <w:drawing>
           <wp:inline>
-            <wp:extent cx="5143500" cy="1571625"/>
+            <wp:extent cx="5724525" cy="1752600"/>
             <wp:effectExtent b="0" l="0" r="0" t="0"/>
             <wp:docPr descr="A pattern on a loom beside the cloth it becomes. On the loom: narrow strips, woven on a frame a man sits inside, planned before the first thread goes on. On the cloth: the strips sewn side by side, a name for every pattern, and a cloth that says something when it is worn." title="" id="57" name="Picture"/>
             <a:graphic>
@@ -9464,7 +9464,7 @@
                   <pic:spPr bwMode="auto">
                     <a:xfrm>
                       <a:off x="0" y="0"/>
-                      <a:ext cx="5143500" cy="1571625"/>
+                      <a:ext cx="5724525" cy="1752600"/>
                     </a:xfrm>
                     <a:prstGeom prst="rect">
                       <a:avLst/>
@@ -10695,7 +10695,7 @@
       <w:r>
         <w:drawing>
           <wp:inline>
-            <wp:extent cx="5143500" cy="1543050"/>
+            <wp:extent cx="5724525" cy="1724025"/>
             <wp:effectExtent b="0" l="0" r="0" t="0"/>
             <wp:docPr descr="The five Can-Do lines of the unit as a strip with a box to tick beside each, the last one marked Plus." title="" id="60" name="Picture"/>
             <a:graphic>
@@ -10716,7 +10716,7 @@
                   <pic:spPr bwMode="auto">
                     <a:xfrm>
                       <a:off x="0" y="0"/>
-                      <a:ext cx="5143500" cy="1543050"/>
+                      <a:ext cx="5724525" cy="1724025"/>
                     </a:xfrm>
                     <a:prstGeom prst="rect">
                       <a:avLst/>
